--- a/docs/qms/evidence-2026/QMS_Word/ADOPTION_GUIDE.docx
+++ b/docs/qms/evidence-2026/QMS_Word/ADOPTION_GUIDE.docx
@@ -17,20 +17,20 @@
     </w:p>
     <w:tbl>
       <w:tblPr>
-        <w:tblW w:w="2747" w:type="dxa"/>
-        <w:jc w:val="left"/>
-        <w:tblInd w:w="0" w:type="dxa"/>
+        <w:tblW w:w="5000" w:type="pct"/>
+        <w:jc w:val="left"/>
+        <w:tblInd w:w="-7" w:type="dxa"/>
         <w:tblLayout w:type="fixed"/>
         <w:tblCellMar>
-          <w:top w:w="28" w:type="dxa"/>
-          <w:left w:w="28" w:type="dxa"/>
-          <w:bottom w:w="28" w:type="dxa"/>
-          <w:right w:w="28" w:type="dxa"/>
+          <w:top w:w="60" w:type="dxa"/>
+          <w:left w:w="60" w:type="dxa"/>
+          <w:bottom w:w="60" w:type="dxa"/>
+          <w:right w:w="60" w:type="dxa"/>
         </w:tblCellMar>
       </w:tblPr>
       <w:tblGrid>
-        <w:gridCol w:w="970"/>
-        <w:gridCol w:w="1777"/>
+        <w:gridCol w:w="996"/>
+        <w:gridCol w:w="1640"/>
       </w:tblGrid>
       <w:tr>
         <w:trPr>
@@ -38,44 +38,60 @@
         </w:trPr>
         <w:tc>
           <w:tcPr>
-            <w:tcW w:w="970" w:type="dxa"/>
-            <w:tcBorders/>
+            <w:tcW w:w="996" w:type="dxa"/>
+            <w:tcBorders>
+              <w:top w:val="single" w:sz="6" w:space="0" w:color="BFC7D5"/>
+              <w:left w:val="single" w:sz="6" w:space="0" w:color="BFC7D5"/>
+              <w:bottom w:val="single" w:sz="2" w:space="0" w:color="BFC7D5"/>
+              <w:right w:val="single" w:sz="6" w:space="0" w:color="BFC7D5"/>
+            </w:tcBorders>
+            <w:shd w:fill="1F3A5F" w:val="clear"/>
             <w:vAlign w:val="center"/>
           </w:tcPr>
           <w:p>
             <w:pPr>
               <w:pStyle w:val="TableHeading"/>
-              <w:suppressLineNumbers/>
-              <w:shd w:fill="1F3A5F" w:val="clear"/>
               <w:bidi w:val="0"/>
               <w:spacing w:before="0" w:after="283"/>
-              <w:jc w:val="center"/>
-              <w:rPr/>
+              <w:jc w:val="left"/>
+              <w:rPr>
+                <w:color w:val="FFFFFF"/>
+              </w:rPr>
             </w:pPr>
             <w:r>
-              <w:rPr/>
+              <w:rPr>
+                <w:color w:val="FFFFFF"/>
+              </w:rPr>
               <w:t>Field</w:t>
             </w:r>
           </w:p>
         </w:tc>
         <w:tc>
           <w:tcPr>
-            <w:tcW w:w="1777" w:type="dxa"/>
-            <w:tcBorders/>
+            <w:tcW w:w="1640" w:type="dxa"/>
+            <w:tcBorders>
+              <w:top w:val="single" w:sz="6" w:space="0" w:color="BFC7D5"/>
+              <w:left w:val="single" w:sz="2" w:space="0" w:color="BFC7D5"/>
+              <w:bottom w:val="single" w:sz="2" w:space="0" w:color="BFC7D5"/>
+              <w:right w:val="single" w:sz="6" w:space="0" w:color="BFC7D5"/>
+            </w:tcBorders>
+            <w:shd w:fill="1F3A5F" w:val="clear"/>
             <w:vAlign w:val="center"/>
           </w:tcPr>
           <w:p>
             <w:pPr>
               <w:pStyle w:val="TableHeading"/>
-              <w:suppressLineNumbers/>
-              <w:shd w:fill="1F3A5F" w:val="clear"/>
               <w:bidi w:val="0"/>
               <w:spacing w:before="0" w:after="283"/>
-              <w:jc w:val="center"/>
-              <w:rPr/>
+              <w:jc w:val="left"/>
+              <w:rPr>
+                <w:color w:val="FFFFFF"/>
+              </w:rPr>
             </w:pPr>
             <w:r>
-              <w:rPr/>
+              <w:rPr>
+                <w:color w:val="FFFFFF"/>
+              </w:rPr>
               <w:t>Value</w:t>
             </w:r>
           </w:p>
@@ -85,8 +101,12 @@
         <w:trPr/>
         <w:tc>
           <w:tcPr>
-            <w:tcW w:w="970" w:type="dxa"/>
-            <w:tcBorders/>
+            <w:tcW w:w="996" w:type="dxa"/>
+            <w:tcBorders>
+              <w:left w:val="single" w:sz="6" w:space="0" w:color="BFC7D5"/>
+              <w:bottom w:val="single" w:sz="2" w:space="0" w:color="BFC7D5"/>
+              <w:right w:val="single" w:sz="6" w:space="0" w:color="BFC7D5"/>
+            </w:tcBorders>
             <w:vAlign w:val="center"/>
           </w:tcPr>
           <w:p>
@@ -105,8 +125,12 @@
         </w:tc>
         <w:tc>
           <w:tcPr>
-            <w:tcW w:w="1777" w:type="dxa"/>
-            <w:tcBorders/>
+            <w:tcW w:w="1640" w:type="dxa"/>
+            <w:tcBorders>
+              <w:left w:val="single" w:sz="2" w:space="0" w:color="BFC7D5"/>
+              <w:bottom w:val="single" w:sz="2" w:space="0" w:color="BFC7D5"/>
+              <w:right w:val="single" w:sz="6" w:space="0" w:color="BFC7D5"/>
+            </w:tcBorders>
             <w:vAlign w:val="center"/>
           </w:tcPr>
           <w:p>
@@ -128,8 +152,12 @@
         <w:trPr/>
         <w:tc>
           <w:tcPr>
-            <w:tcW w:w="970" w:type="dxa"/>
-            <w:tcBorders/>
+            <w:tcW w:w="996" w:type="dxa"/>
+            <w:tcBorders>
+              <w:left w:val="single" w:sz="6" w:space="0" w:color="BFC7D5"/>
+              <w:bottom w:val="single" w:sz="2" w:space="0" w:color="BFC7D5"/>
+              <w:right w:val="single" w:sz="6" w:space="0" w:color="BFC7D5"/>
+            </w:tcBorders>
             <w:vAlign w:val="center"/>
           </w:tcPr>
           <w:p>
@@ -148,8 +176,12 @@
         </w:tc>
         <w:tc>
           <w:tcPr>
-            <w:tcW w:w="1777" w:type="dxa"/>
-            <w:tcBorders/>
+            <w:tcW w:w="1640" w:type="dxa"/>
+            <w:tcBorders>
+              <w:left w:val="single" w:sz="2" w:space="0" w:color="BFC7D5"/>
+              <w:bottom w:val="single" w:sz="2" w:space="0" w:color="BFC7D5"/>
+              <w:right w:val="single" w:sz="6" w:space="0" w:color="BFC7D5"/>
+            </w:tcBorders>
             <w:vAlign w:val="center"/>
           </w:tcPr>
           <w:p>
@@ -171,8 +203,12 @@
         <w:trPr/>
         <w:tc>
           <w:tcPr>
-            <w:tcW w:w="970" w:type="dxa"/>
-            <w:tcBorders/>
+            <w:tcW w:w="996" w:type="dxa"/>
+            <w:tcBorders>
+              <w:left w:val="single" w:sz="6" w:space="0" w:color="BFC7D5"/>
+              <w:bottom w:val="single" w:sz="6" w:space="0" w:color="BFC7D5"/>
+              <w:right w:val="single" w:sz="6" w:space="0" w:color="BFC7D5"/>
+            </w:tcBorders>
             <w:vAlign w:val="center"/>
           </w:tcPr>
           <w:p>
@@ -191,8 +227,12 @@
         </w:tc>
         <w:tc>
           <w:tcPr>
-            <w:tcW w:w="1777" w:type="dxa"/>
-            <w:tcBorders/>
+            <w:tcW w:w="1640" w:type="dxa"/>
+            <w:tcBorders>
+              <w:left w:val="single" w:sz="2" w:space="0" w:color="BFC7D5"/>
+              <w:bottom w:val="single" w:sz="6" w:space="0" w:color="BFC7D5"/>
+              <w:right w:val="single" w:sz="6" w:space="0" w:color="BFC7D5"/>
+            </w:tcBorders>
             <w:vAlign w:val="center"/>
           </w:tcPr>
           <w:p>
@@ -387,20 +427,20 @@
     </w:p>
     <w:tbl>
       <w:tblPr>
-        <w:tblW w:w="2747" w:type="dxa"/>
-        <w:jc w:val="left"/>
-        <w:tblInd w:w="0" w:type="dxa"/>
+        <w:tblW w:w="2636" w:type="dxa"/>
+        <w:jc w:val="left"/>
+        <w:tblInd w:w="-7" w:type="dxa"/>
         <w:tblLayout w:type="fixed"/>
         <w:tblCellMar>
-          <w:top w:w="28" w:type="dxa"/>
-          <w:left w:w="28" w:type="dxa"/>
-          <w:bottom w:w="28" w:type="dxa"/>
-          <w:right w:w="28" w:type="dxa"/>
+          <w:top w:w="60" w:type="dxa"/>
+          <w:left w:w="60" w:type="dxa"/>
+          <w:bottom w:w="60" w:type="dxa"/>
+          <w:right w:w="60" w:type="dxa"/>
         </w:tblCellMar>
       </w:tblPr>
       <w:tblGrid>
-        <w:gridCol w:w="1171"/>
-        <w:gridCol w:w="1576"/>
+        <w:gridCol w:w="1205"/>
+        <w:gridCol w:w="1431"/>
       </w:tblGrid>
       <w:tr>
         <w:trPr>
@@ -408,44 +448,60 @@
         </w:trPr>
         <w:tc>
           <w:tcPr>
-            <w:tcW w:w="1171" w:type="dxa"/>
-            <w:tcBorders/>
+            <w:tcW w:w="1205" w:type="dxa"/>
+            <w:tcBorders>
+              <w:top w:val="single" w:sz="6" w:space="0" w:color="BFC7D5"/>
+              <w:left w:val="single" w:sz="6" w:space="0" w:color="BFC7D5"/>
+              <w:bottom w:val="single" w:sz="2" w:space="0" w:color="BFC7D5"/>
+              <w:right w:val="single" w:sz="6" w:space="0" w:color="BFC7D5"/>
+            </w:tcBorders>
+            <w:shd w:fill="1F3A5F" w:val="clear"/>
             <w:vAlign w:val="center"/>
           </w:tcPr>
           <w:p>
             <w:pPr>
               <w:pStyle w:val="TableHeading"/>
-              <w:suppressLineNumbers/>
-              <w:shd w:fill="1F3A5F" w:val="clear"/>
               <w:bidi w:val="0"/>
               <w:spacing w:before="0" w:after="283"/>
-              <w:jc w:val="center"/>
-              <w:rPr/>
+              <w:jc w:val="left"/>
+              <w:rPr>
+                <w:color w:val="FFFFFF"/>
+              </w:rPr>
             </w:pPr>
             <w:r>
-              <w:rPr/>
+              <w:rPr>
+                <w:color w:val="FFFFFF"/>
+              </w:rPr>
               <w:t>Do not</w:t>
             </w:r>
           </w:p>
         </w:tc>
         <w:tc>
           <w:tcPr>
-            <w:tcW w:w="1576" w:type="dxa"/>
-            <w:tcBorders/>
+            <w:tcW w:w="1431" w:type="dxa"/>
+            <w:tcBorders>
+              <w:top w:val="single" w:sz="6" w:space="0" w:color="BFC7D5"/>
+              <w:left w:val="single" w:sz="2" w:space="0" w:color="BFC7D5"/>
+              <w:bottom w:val="single" w:sz="2" w:space="0" w:color="BFC7D5"/>
+              <w:right w:val="single" w:sz="6" w:space="0" w:color="BFC7D5"/>
+            </w:tcBorders>
+            <w:shd w:fill="1F3A5F" w:val="clear"/>
             <w:vAlign w:val="center"/>
           </w:tcPr>
           <w:p>
             <w:pPr>
               <w:pStyle w:val="TableHeading"/>
-              <w:suppressLineNumbers/>
-              <w:shd w:fill="1F3A5F" w:val="clear"/>
               <w:bidi w:val="0"/>
               <w:spacing w:before="0" w:after="283"/>
-              <w:jc w:val="center"/>
-              <w:rPr/>
+              <w:jc w:val="left"/>
+              <w:rPr>
+                <w:color w:val="FFFFFF"/>
+              </w:rPr>
             </w:pPr>
             <w:r>
-              <w:rPr/>
+              <w:rPr>
+                <w:color w:val="FFFFFF"/>
+              </w:rPr>
               <w:t>Why</w:t>
             </w:r>
           </w:p>
@@ -455,8 +511,12 @@
         <w:trPr/>
         <w:tc>
           <w:tcPr>
-            <w:tcW w:w="1171" w:type="dxa"/>
-            <w:tcBorders/>
+            <w:tcW w:w="1205" w:type="dxa"/>
+            <w:tcBorders>
+              <w:left w:val="single" w:sz="6" w:space="0" w:color="BFC7D5"/>
+              <w:bottom w:val="single" w:sz="2" w:space="0" w:color="BFC7D5"/>
+              <w:right w:val="single" w:sz="6" w:space="0" w:color="BFC7D5"/>
+            </w:tcBorders>
             <w:vAlign w:val="center"/>
           </w:tcPr>
           <w:p>
@@ -485,8 +545,12 @@
         </w:tc>
         <w:tc>
           <w:tcPr>
-            <w:tcW w:w="1576" w:type="dxa"/>
-            <w:tcBorders/>
+            <w:tcW w:w="1431" w:type="dxa"/>
+            <w:tcBorders>
+              <w:left w:val="single" w:sz="2" w:space="0" w:color="BFC7D5"/>
+              <w:bottom w:val="single" w:sz="2" w:space="0" w:color="BFC7D5"/>
+              <w:right w:val="single" w:sz="6" w:space="0" w:color="BFC7D5"/>
+            </w:tcBorders>
             <w:vAlign w:val="center"/>
           </w:tcPr>
           <w:p>
@@ -499,17 +563,17 @@
             </w:pPr>
             <w:r>
               <w:rPr/>
-              <w:t xml:space="preserve">Every document says </w:t>
+              <w:t>Superseded 2026-10-07: the documents are approved (</w:t>
             </w:r>
             <w:r>
               <w:rPr>
                 <w:rStyle w:val="SourceText"/>
               </w:rPr>
-              <w:t>DRAFT — not yet approved</w:t>
-            </w:r>
-            <w:r>
-              <w:rPr/>
-              <w:t>. Saying otherwise is a misrepresentation an auditor will detect immediately, and it would undermine the honesty that the quality policy itself commits to.</w:t>
+              <w:t>records/approvals/2026-10-07_AR-2026-001_document_approval.md</w:t>
+            </w:r>
+            <w:r>
+              <w:rPr/>
+              <w:t>). Internal audit and management review records are still to come — say so.</w:t>
             </w:r>
           </w:p>
         </w:tc>
@@ -518,8 +582,12 @@
         <w:trPr/>
         <w:tc>
           <w:tcPr>
-            <w:tcW w:w="1171" w:type="dxa"/>
-            <w:tcBorders/>
+            <w:tcW w:w="1205" w:type="dxa"/>
+            <w:tcBorders>
+              <w:left w:val="single" w:sz="6" w:space="0" w:color="BFC7D5"/>
+              <w:bottom w:val="single" w:sz="2" w:space="0" w:color="BFC7D5"/>
+              <w:right w:val="single" w:sz="6" w:space="0" w:color="BFC7D5"/>
+            </w:tcBorders>
             <w:vAlign w:val="center"/>
           </w:tcPr>
           <w:p>
@@ -538,8 +606,12 @@
         </w:tc>
         <w:tc>
           <w:tcPr>
-            <w:tcW w:w="1576" w:type="dxa"/>
-            <w:tcBorders/>
+            <w:tcW w:w="1431" w:type="dxa"/>
+            <w:tcBorders>
+              <w:left w:val="single" w:sz="2" w:space="0" w:color="BFC7D5"/>
+              <w:bottom w:val="single" w:sz="2" w:space="0" w:color="BFC7D5"/>
+              <w:right w:val="single" w:sz="6" w:space="0" w:color="BFC7D5"/>
+            </w:tcBorders>
             <w:vAlign w:val="center"/>
           </w:tcPr>
           <w:p>
@@ -561,8 +633,12 @@
         <w:trPr/>
         <w:tc>
           <w:tcPr>
-            <w:tcW w:w="1171" w:type="dxa"/>
-            <w:tcBorders/>
+            <w:tcW w:w="1205" w:type="dxa"/>
+            <w:tcBorders>
+              <w:left w:val="single" w:sz="6" w:space="0" w:color="BFC7D5"/>
+              <w:bottom w:val="single" w:sz="2" w:space="0" w:color="BFC7D5"/>
+              <w:right w:val="single" w:sz="6" w:space="0" w:color="BFC7D5"/>
+            </w:tcBorders>
             <w:vAlign w:val="center"/>
           </w:tcPr>
           <w:p>
@@ -581,8 +657,12 @@
         </w:tc>
         <w:tc>
           <w:tcPr>
-            <w:tcW w:w="1576" w:type="dxa"/>
-            <w:tcBorders/>
+            <w:tcW w:w="1431" w:type="dxa"/>
+            <w:tcBorders>
+              <w:left w:val="single" w:sz="2" w:space="0" w:color="BFC7D5"/>
+              <w:bottom w:val="single" w:sz="2" w:space="0" w:color="BFC7D5"/>
+              <w:right w:val="single" w:sz="6" w:space="0" w:color="BFC7D5"/>
+            </w:tcBorders>
             <w:vAlign w:val="center"/>
           </w:tcPr>
           <w:p>
@@ -604,8 +684,12 @@
         <w:trPr/>
         <w:tc>
           <w:tcPr>
-            <w:tcW w:w="1171" w:type="dxa"/>
-            <w:tcBorders/>
+            <w:tcW w:w="1205" w:type="dxa"/>
+            <w:tcBorders>
+              <w:left w:val="single" w:sz="6" w:space="0" w:color="BFC7D5"/>
+              <w:bottom w:val="single" w:sz="2" w:space="0" w:color="BFC7D5"/>
+              <w:right w:val="single" w:sz="6" w:space="0" w:color="BFC7D5"/>
+            </w:tcBorders>
             <w:vAlign w:val="center"/>
           </w:tcPr>
           <w:p>
@@ -624,8 +708,12 @@
         </w:tc>
         <w:tc>
           <w:tcPr>
-            <w:tcW w:w="1576" w:type="dxa"/>
-            <w:tcBorders/>
+            <w:tcW w:w="1431" w:type="dxa"/>
+            <w:tcBorders>
+              <w:left w:val="single" w:sz="2" w:space="0" w:color="BFC7D5"/>
+              <w:bottom w:val="single" w:sz="2" w:space="0" w:color="BFC7D5"/>
+              <w:right w:val="single" w:sz="6" w:space="0" w:color="BFC7D5"/>
+            </w:tcBorders>
             <w:vAlign w:val="center"/>
           </w:tcPr>
           <w:p>
@@ -647,8 +735,12 @@
         <w:trPr/>
         <w:tc>
           <w:tcPr>
-            <w:tcW w:w="1171" w:type="dxa"/>
-            <w:tcBorders/>
+            <w:tcW w:w="1205" w:type="dxa"/>
+            <w:tcBorders>
+              <w:left w:val="single" w:sz="6" w:space="0" w:color="BFC7D5"/>
+              <w:bottom w:val="single" w:sz="2" w:space="0" w:color="BFC7D5"/>
+              <w:right w:val="single" w:sz="6" w:space="0" w:color="BFC7D5"/>
+            </w:tcBorders>
             <w:vAlign w:val="center"/>
           </w:tcPr>
           <w:p>
@@ -667,8 +759,12 @@
         </w:tc>
         <w:tc>
           <w:tcPr>
-            <w:tcW w:w="1576" w:type="dxa"/>
-            <w:tcBorders/>
+            <w:tcW w:w="1431" w:type="dxa"/>
+            <w:tcBorders>
+              <w:left w:val="single" w:sz="2" w:space="0" w:color="BFC7D5"/>
+              <w:bottom w:val="single" w:sz="2" w:space="0" w:color="BFC7D5"/>
+              <w:right w:val="single" w:sz="6" w:space="0" w:color="BFC7D5"/>
+            </w:tcBorders>
             <w:vAlign w:val="center"/>
           </w:tcPr>
           <w:p>
@@ -690,8 +786,12 @@
         <w:trPr/>
         <w:tc>
           <w:tcPr>
-            <w:tcW w:w="1171" w:type="dxa"/>
-            <w:tcBorders/>
+            <w:tcW w:w="1205" w:type="dxa"/>
+            <w:tcBorders>
+              <w:left w:val="single" w:sz="6" w:space="0" w:color="BFC7D5"/>
+              <w:bottom w:val="single" w:sz="6" w:space="0" w:color="BFC7D5"/>
+              <w:right w:val="single" w:sz="6" w:space="0" w:color="BFC7D5"/>
+            </w:tcBorders>
             <w:vAlign w:val="center"/>
           </w:tcPr>
           <w:p>
@@ -716,8 +816,12 @@
         </w:tc>
         <w:tc>
           <w:tcPr>
-            <w:tcW w:w="1576" w:type="dxa"/>
-            <w:tcBorders/>
+            <w:tcW w:w="1431" w:type="dxa"/>
+            <w:tcBorders>
+              <w:left w:val="single" w:sz="2" w:space="0" w:color="BFC7D5"/>
+              <w:bottom w:val="single" w:sz="6" w:space="0" w:color="BFC7D5"/>
+              <w:right w:val="single" w:sz="6" w:space="0" w:color="BFC7D5"/>
+            </w:tcBorders>
             <w:vAlign w:val="center"/>
           </w:tcPr>
           <w:p>
@@ -1030,7 +1134,7 @@
       </w:pPr>
       <w:r>
         <w:rPr/>
-        <w:t>This is the one step you cannot do alone. ISO 9001:2015 9.2.2 c requires that auditors do not audit their own work, and there is currently one person in the organisation. SOP-13 §4 sets out the options; the realistic one for a small organisation is a contract auditor for one or two days a year. Until it happens, the gap stands as an open nonconformity of the QMS itself — which is exactly how SOP-13 records it.</w:t>
+        <w:t>This is the one step you cannot do alone. ISO 9001:2015 9.2.2 c requires that auditors do not audit their own work; EchoMind engineering is concentrated in one engineer, so the auditor comes from the AJACE Inc. corporate audit programme. SOP-13 §4 sets out the options; the realistic one for a small organisation is a contract auditor for one or two days a year. Until it happens, the gap stands as an open nonconformity of the QMS itself — which is exactly how SOP-13 records it.</w:t>
       </w:r>
     </w:p>
     <w:p>
